--- a/public/resume/generated/rahul-mitra-solution-architect-2026-11.docx
+++ b/public/resume/generated/rahul-mitra-solution-architect-2026-11.docx
@@ -390,7 +390,7 @@
         <w:ind w:left="780" w:hanging="119"/>
       </w:pPr>
       <w:r>
-        <w:t>• Led deployment planning, multi-repo coordination, and stakeholder management across product, engineering, and operations, winning the S$20,000 Sparks Community Innovation Fund.</w:t>
+        <w:t>• Engineered keyless GitHub Actions CI/CD on IAM OIDC federation across 5 pinned service repos, with gated Fargate migrations, mandatory RDS snapshots, and circuit-breaker auto-rollback.</w:t>
       </w:r>
     </w:p>
     <w:p>
@@ -399,7 +399,7 @@
         <w:ind w:left="780" w:hanging="119"/>
       </w:pPr>
       <w:r>
-        <w:t>• Provisioned AWS infrastructure with Terraform across Fargate services, Route 53 DNS, Redis caching, and Kafka messaging, and applied cloud security controls environment-wide.</w:t>
+        <w:t>• Provisioned AWS infrastructure with Terraform across 8 services: ECS Fargate, Multi-AZ RDS Postgres with PostGIS, ALB fronted by WAFv2, Route 53, ACM, KMS, and Secrets Manager.</w:t>
       </w:r>
     </w:p>
     <w:p>
@@ -525,48 +525,6 @@
     <w:p>
       <w:pPr>
         <w:keepNext/>
-        <w:tabs>
-          <w:tab w:pos="10466" w:val="right"/>
-        </w:tabs>
-        <w:spacing w:before="0" w:after="0"/>
-      </w:pPr>
-      <w:r>
-        <w:rPr>
-          <w:b/>
-        </w:rPr>
-        <w:t>Hackathon Project, SmartExam: GovTech x NTUPC Product Hackathon</w:t>
-      </w:r>
-      <w:r>
-        <w:rPr>
-          <w:b/>
-        </w:rPr>
-        <w:tab/>
-        <w:t>Apr 2025</w:t>
-      </w:r>
-    </w:p>
-    <w:p>
-      <w:pPr>
-        <w:spacing w:before="0" w:after="0"/>
-        <w:ind w:left="780" w:hanging="119"/>
-      </w:pPr>
-      <w:r>
-        <w:t>• Streamlined exam practice into a multi-agent RAG pipeline turning students' own notes into adaptive-difficulty papers, replacing hundreds of dollars of past-year paper purchases.</w:t>
-      </w:r>
-    </w:p>
-    <w:p>
-      <w:pPr>
-        <w:spacing w:before="0" w:after="0"/>
-      </w:pPr>
-      <w:r>
-        <w:rPr>
-          <w:sz w:val="19"/>
-        </w:rPr>
-        <w:t xml:space="preserve"> </w:t>
-      </w:r>
-    </w:p>
-    <w:p>
-      <w:pPr>
-        <w:keepNext/>
         <w:spacing w:before="0" w:after="0"/>
         <w:pBdr>
           <w:bottom w:val="thinThickSmallGap" w:sz="18" w:space="0" w:color="000000"/>
@@ -643,7 +601,7 @@
         <w:spacing w:before="0" w:after="0"/>
       </w:pPr>
       <w:r>
-        <w:t>Technical: Solution architecture, AWS (Fargate, Route 53), Terraform, Azure, Docker, Redis, Kafka, Bitbucket CI/CD, API design, Singpass Login &amp; Myinfo (OIDC), RAG architecture, vector search, Supabase, GIS mapping, stakeholder discovery, manufacturing systems</w:t>
+        <w:t>Technical: Solution architecture, AWS (ECS Fargate, RDS, ALB, WAFv2, Route 53, ACM, KMS, Secrets Manager), Terraform, AWS SAM, Azure, Docker, Bitbucket CI/CD, API design, Singpass Login &amp; Myinfo (OIDC), RAG architecture, vector search, Supabase, GIS mapping, stakeholder discovery, manufacturing systems</w:t>
       </w:r>
     </w:p>
     <w:p>

--- a/public/resume/generated/rahul-mitra-solution-architect-2026-11.docx
+++ b/public/resume/generated/rahul-mitra-solution-architect-2026-11.docx
@@ -601,7 +601,7 @@
         <w:spacing w:before="0" w:after="0"/>
       </w:pPr>
       <w:r>
-        <w:t>Technical: Solution architecture, AWS (ECS Fargate, RDS, ALB, WAFv2, Route 53, ACM, KMS, Secrets Manager), Terraform, AWS SAM, Azure, Docker, Bitbucket CI/CD, API design, Singpass Login &amp; Myinfo (OIDC), RAG architecture, vector search, Supabase, GIS mapping, stakeholder discovery, manufacturing systems</w:t>
+        <w:t>Technical: Solution architecture, AWS (ECS Fargate, RDS, ALB, WAFv2, Route 53, ACM, KMS, Secrets Manager), Terraform, AWS SAM, Azure, Docker, Bitbucket CI/CD, API design, Singpass Login &amp; Myinfo (OIDC), RAG architecture, vector search, AI tools (Claude Code, ChatGPT, Codex, Gemini, ComfyUI), Supabase, GIS mapping, stakeholder discovery, manufacturing systems</w:t>
       </w:r>
     </w:p>
     <w:p>

--- a/public/resume/generated/rahul-mitra-solution-architect-2026-11.docx
+++ b/public/resume/generated/rahul-mitra-solution-architect-2026-11.docx
@@ -180,15 +180,6 @@
       </w:pPr>
       <w:r>
         <w:t>• Awarded Certificate of Outstanding Performance in 3D Computer Vision (CS4277): top student in a class of 24, NUS School of Computing.</w:t>
-      </w:r>
-    </w:p>
-    <w:p>
-      <w:pPr>
-        <w:spacing w:before="0" w:after="0"/>
-        <w:ind w:left="780" w:hanging="119"/>
-      </w:pPr>
-      <w:r>
-        <w:t>• Relevant coursework: Software Engineering, Data Structures and Algorithms, Artificial Intelligence, 3D Computer Vision, Operations Research, Simulation, Statistics, Linear Algebra.</w:t>
       </w:r>
     </w:p>
     <w:p>
@@ -492,6 +483,57 @@
         <w:rPr>
           <w:b/>
         </w:rPr>
+        <w:t>Team Lead &amp; Finalist, Swarmline: SG Defense Tech Hackathon (1,300+ applicants)</w:t>
+      </w:r>
+      <w:r>
+        <w:rPr>
+          <w:b/>
+        </w:rPr>
+        <w:tab/>
+        <w:t>Sep 2026</w:t>
+      </w:r>
+    </w:p>
+    <w:p>
+      <w:pPr>
+        <w:spacing w:before="0" w:after="0"/>
+        <w:ind w:left="780" w:hanging="119"/>
+      </w:pPr>
+      <w:r>
+        <w:t>• Directed a 5-person team to architect decentralised drone-swarm coordination on correlated random-walk search, gradient-flow dispersion, delay-tolerant gossip, cross-inhibition consensus, and response-threshold task allocation.</w:t>
+      </w:r>
+    </w:p>
+    <w:p>
+      <w:pPr>
+        <w:spacing w:before="0" w:after="0"/>
+        <w:ind w:left="780" w:hanging="119"/>
+      </w:pPr>
+      <w:r>
+        <w:t>• Implemented a deterministic Unreal Engine 5.8 C++ simulation with Claude Code; under a ground-link jam, 30 drones confirmed all 8 walking targets in 10 of 10 seeded runs, against 2.1 for an operator-run fleet.</w:t>
+      </w:r>
+    </w:p>
+    <w:p>
+      <w:pPr>
+        <w:spacing w:before="0" w:after="0"/>
+      </w:pPr>
+      <w:r>
+        <w:rPr>
+          <w:sz w:val="19"/>
+        </w:rPr>
+        <w:t xml:space="preserve"> </w:t>
+      </w:r>
+    </w:p>
+    <w:p>
+      <w:pPr>
+        <w:keepNext/>
+        <w:tabs>
+          <w:tab w:pos="10466" w:val="right"/>
+        </w:tabs>
+        <w:spacing w:before="0" w:after="0"/>
+      </w:pPr>
+      <w:r>
+        <w:rPr>
+          <w:b/>
+        </w:rPr>
         <w:t>Finalist, Volt Pulse SG: SMU Hack For Cities (Top 8 Finalist of 50+ teams)</w:t>
       </w:r>
       <w:r>
@@ -609,7 +651,7 @@
         <w:spacing w:before="0" w:after="0"/>
       </w:pPr>
       <w:r>
-        <w:t>Certifications: NVIDIA Disaster Risk Monitoring with Satellite Imagery; Deep Reinforcement Learning Hands-On (Packt)</w:t>
+        <w:t>Certifications: NVIDIA Disaster Risk Monitoring with Satellite Imagery; Reinforcement Learning and Deep RL Python (Packt)</w:t>
       </w:r>
     </w:p>
     <w:sectPr>
